--- a/document-templates/employed/02_Professional_Portfolio_Employed_TEMPLATE.docx
+++ b/document-templates/employed/02_Professional_Portfolio_Employed_TEMPLATE.docx
@@ -11,6 +11,8 @@
           <w:rFonts w:ascii="Arial" w:cs="Arial" w:eastAsia="Arial" w:hAnsi="Arial"/>
           <w:b/>
           <w:bCs/>
+          <w:color w:val="1F3864"/>
+          <w:sz w:val="32"/>
         </w:rPr>
         <w:t xml:space="preserve">Template 02 — Professional Portfolio — Employed (Full-Time)</w:t>
       </w:r>
@@ -33,6 +35,9 @@
       <w:r>
         <w:rPr>
           <w:rFonts w:ascii="Arial" w:cs="Arial" w:eastAsia="Arial" w:hAnsi="Arial"/>
+          <w:b/>
+          <w:color w:val="1F3864"/>
+          <w:sz w:val="26"/>
         </w:rPr>
         <w:t xml:space="preserve">Evidence you MUST attach (final page of this document)</w:t>
       </w:r>
@@ -85,6 +90,9 @@
       <w:r>
         <w:rPr>
           <w:rFonts w:ascii="Arial" w:cs="Arial" w:eastAsia="Arial" w:hAnsi="Arial"/>
+          <w:b/>
+          <w:color w:val="1F3864"/>
+          <w:sz w:val="26"/>
         </w:rPr>
         <w:t xml:space="preserve">Source documents you’ll need to fill this in</w:t>
       </w:r>
@@ -156,6 +164,9 @@
       <w:r>
         <w:rPr>
           <w:rFonts w:ascii="Arial" w:cs="Arial" w:eastAsia="Arial" w:hAnsi="Arial"/>
+          <w:b/>
+          <w:color w:val="1F3864"/>
+          <w:sz w:val="26"/>
         </w:rPr>
         <w:t xml:space="preserve">How to use this template</w:t>
       </w:r>
@@ -324,6 +335,8 @@
           <w:rFonts w:ascii="Arial" w:cs="Arial" w:eastAsia="Arial" w:hAnsi="Arial"/>
           <w:b/>
           <w:bCs/>
+          <w:color w:val="1F3864"/>
+          <w:sz w:val="32"/>
         </w:rPr>
         <w:t xml:space="preserve">Professional Portfolio</w:t>
       </w:r>
@@ -356,6 +369,9 @@
       <w:r>
         <w:rPr>
           <w:rFonts w:ascii="Arial" w:cs="Arial" w:eastAsia="Arial" w:hAnsi="Arial"/>
+          <w:b/>
+          <w:color w:val="1F3864"/>
+          <w:sz w:val="26"/>
         </w:rPr>
         <w:t xml:space="preserve">About the Applicant</w:t>
       </w:r>
@@ -1132,6 +1148,9 @@
       <w:r>
         <w:rPr>
           <w:rFonts w:ascii="Arial" w:cs="Arial" w:eastAsia="Arial" w:hAnsi="Arial"/>
+          <w:b/>
+          <w:color w:val="1F3864"/>
+          <w:sz w:val="26"/>
         </w:rPr>
         <w:t xml:space="preserve">Employment History</w:t>
       </w:r>
@@ -1455,6 +1474,9 @@
       <w:r>
         <w:rPr>
           <w:rFonts w:ascii="Arial" w:cs="Arial" w:eastAsia="Arial" w:hAnsi="Arial"/>
+          <w:b/>
+          <w:color w:val="1F3864"/>
+          <w:sz w:val="26"/>
         </w:rPr>
         <w:t xml:space="preserve">Education &amp; Certifications</w:t>
       </w:r>
@@ -1778,6 +1800,9 @@
       <w:r>
         <w:rPr>
           <w:rFonts w:ascii="Arial" w:cs="Arial" w:eastAsia="Arial" w:hAnsi="Arial"/>
+          <w:b/>
+          <w:color w:val="1F3864"/>
+          <w:sz w:val="26"/>
         </w:rPr>
         <w:t xml:space="preserve">Key Achievements</w:t>
       </w:r>
@@ -1838,6 +1863,9 @@
       <w:r>
         <w:rPr>
           <w:rFonts w:ascii="Arial" w:cs="Arial" w:eastAsia="Arial" w:hAnsi="Arial"/>
+          <w:b/>
+          <w:color w:val="1F3864"/>
+          <w:sz w:val="26"/>
         </w:rPr>
         <w:t xml:space="preserve">Declaration</w:t>
       </w:r>
@@ -1943,6 +1971,8 @@
           <w:rFonts w:ascii="Arial" w:cs="Arial" w:eastAsia="Arial" w:hAnsi="Arial"/>
           <w:b/>
           <w:bCs/>
+          <w:color w:val="1F3864"/>
+          <w:sz w:val="32"/>
         </w:rPr>
         <w:t xml:space="preserve">Evidence Appendix</w:t>
       </w:r>

--- a/document-templates/employed/02_Professional_Portfolio_Employed_TEMPLATE.docx
+++ b/document-templates/employed/02_Professional_Portfolio_Employed_TEMPLATE.docx
@@ -2030,6 +2030,7 @@
                 <w:rFonts w:ascii="Arial" w:cs="Arial" w:eastAsia="Arial" w:hAnsi="Arial"/>
                 <w:b/>
                 <w:bCs/>
+                <w:color w:val="C00000"/>
                 <w:sz w:val="21"/>
                 <w:szCs w:val="21"/>
               </w:rPr>
@@ -2045,7 +2046,7 @@
                 <w:rFonts w:ascii="Arial" w:cs="Arial" w:eastAsia="Arial" w:hAnsi="Arial"/>
                 <w:i/>
                 <w:iCs/>
-                <w:color w:val="595959"/>
+                <w:color w:val="C00000"/>
                 <w:sz w:val="18"/>
                 <w:szCs w:val="18"/>
               </w:rPr>
@@ -2112,6 +2113,7 @@
                 <w:rFonts w:ascii="Arial" w:cs="Arial" w:eastAsia="Arial" w:hAnsi="Arial"/>
                 <w:b/>
                 <w:bCs/>
+                <w:color w:val="C00000"/>
                 <w:sz w:val="21"/>
                 <w:szCs w:val="21"/>
               </w:rPr>
@@ -2127,7 +2129,7 @@
                 <w:rFonts w:ascii="Arial" w:cs="Arial" w:eastAsia="Arial" w:hAnsi="Arial"/>
                 <w:i/>
                 <w:iCs/>
-                <w:color w:val="595959"/>
+                <w:color w:val="C00000"/>
                 <w:sz w:val="18"/>
                 <w:szCs w:val="18"/>
               </w:rPr>
